--- a/CyberSecurity_Essentials/Hping3_Spoof_IP_Address.docx
+++ b/CyberSecurity_Essentials/Hping3_Spoof_IP_Address.docx
@@ -199,6 +199,18 @@
       </w:r>
     </w:p>
     <w:p>
+      <w:r>
+        <w:rPr>
+          <w:b/>
+          <w:bCs/>
+        </w:rPr>
+        <w:t>NOTE:</w:t>
+      </w:r>
+      <w:r>
+        <w:t xml:space="preserve"> Both VM’s should be on the bridged adapter.</w:t>
+      </w:r>
+    </w:p>
+    <w:p>
       <w:pPr>
         <w:pStyle w:val="ListParagraph"/>
         <w:numPr>
@@ -231,6 +243,7 @@
         </w:numPr>
       </w:pPr>
       <w:r>
+        <w:lastRenderedPageBreak/>
         <w:t xml:space="preserve">Click </w:t>
       </w:r>
       <w:r>
@@ -249,7 +262,13 @@
         <w:t>Windows Firewall</w:t>
       </w:r>
       <w:r>
-        <w:t xml:space="preserve">. </w:t>
+        <w:t xml:space="preserve"> </w:t>
+      </w:r>
+      <w:r>
+        <w:sym w:font="Wingdings" w:char="F0E0"/>
+      </w:r>
+      <w:r>
+        <w:t xml:space="preserve"> </w:t>
       </w:r>
       <w:r>
         <w:t xml:space="preserve">Click </w:t>
@@ -261,7 +280,13 @@
         <w:t>Windows Firewall</w:t>
       </w:r>
       <w:r>
-        <w:t xml:space="preserve">. </w:t>
+        <w:t xml:space="preserve"> </w:t>
+      </w:r>
+      <w:r>
+        <w:sym w:font="Wingdings" w:char="F0E0"/>
+      </w:r>
+      <w:r>
+        <w:t xml:space="preserve"> </w:t>
       </w:r>
       <w:r>
         <w:t xml:space="preserve">Click </w:t>
@@ -297,7 +322,6 @@
         </w:numPr>
       </w:pPr>
       <w:r>
-        <w:lastRenderedPageBreak/>
         <w:t xml:space="preserve">Right Click </w:t>
       </w:r>
       <w:r>
@@ -325,7 +349,7 @@
         <w:rPr>
           <w:b/>
         </w:rPr>
-        <w:t>Command Prompt</w:t>
+        <w:t>Terminal</w:t>
       </w:r>
       <w:r>
         <w:t xml:space="preserve"> </w:t>
@@ -857,6 +881,7 @@
     </w:p>
     <w:p>
       <w:r>
+        <w:lastRenderedPageBreak/>
         <w:t>Let’s setup a filter to see only the traffic between the two machines.</w:t>
       </w:r>
     </w:p>
@@ -881,7 +906,6 @@
     </w:p>
     <w:p>
       <w:r>
-        <w:lastRenderedPageBreak/>
         <w:t>Example from my network.</w:t>
       </w:r>
       <w:r>
@@ -1342,6 +1366,7 @@
         </w:numPr>
       </w:pPr>
       <w:r>
+        <w:lastRenderedPageBreak/>
         <w:t xml:space="preserve">Click </w:t>
       </w:r>
       <w:r>
@@ -1408,7 +1433,6 @@
     </w:p>
     <w:p>
       <w:r>
-        <w:lastRenderedPageBreak/>
         <w:t>Example from my network. Notice that the source and destination are the same.</w:t>
       </w:r>
     </w:p>
@@ -1608,12 +1632,7 @@
       </w:r>
     </w:p>
     <w:sectPr>
-      <w:headerReference w:type="even" r:id="rId9"/>
-      <w:headerReference w:type="default" r:id="rId10"/>
-      <w:footerReference w:type="even" r:id="rId11"/>
-      <w:footerReference w:type="default" r:id="rId12"/>
-      <w:headerReference w:type="first" r:id="rId13"/>
-      <w:footerReference w:type="first" r:id="rId14"/>
+      <w:footerReference w:type="default" r:id="rId9"/>
       <w:pgSz w:w="12240" w:h="15840"/>
       <w:pgMar w:top="1440" w:right="1440" w:bottom="1440" w:left="1440" w:header="720" w:footer="720" w:gutter="0"/>
       <w:cols w:space="720"/>
@@ -1649,16 +1668,6 @@
 </file>
 
 <file path=word/footer1.xml><?xml version="1.0" encoding="utf-8"?>
-<w:ftr xmlns:wpc="http://schemas.microsoft.com/office/word/2010/wordprocessingCanvas" xmlns:cx="http://schemas.microsoft.com/office/drawing/2014/chartex" xmlns:cx1="http://schemas.microsoft.com/office/drawing/2015/9/8/chartex" xmlns:cx2="http://schemas.microsoft.com/office/drawing/2015/10/21/chartex" xmlns:cx3="http://schemas.microsoft.com/office/drawing/2016/5/9/chartex" xmlns:cx4="http://schemas.microsoft.com/office/drawing/2016/5/10/chartex" xmlns:cx5="http://schemas.microsoft.com/office/drawing/2016/5/11/chartex" xmlns:cx6="http://schemas.microsoft.com/office/drawing/2016/5/12/chartex" xmlns:cx7="http://schemas.microsoft.com/office/drawing/2016/5/13/chartex" xmlns:cx8="http://schemas.microsoft.com/office/drawing/2016/5/14/chartex" xmlns:mc="http://schemas.openxmlformats.org/markup-compatibility/2006" xmlns:aink="http://schemas.microsoft.com/office/drawing/2016/ink" xmlns:am3d="http://schemas.microsoft.com/office/drawing/2017/model3d" xmlns:o="urn:schemas-microsoft-com:office:office" xmlns:oel="http://schemas.microsoft.com/office/2019/extlst" xmlns:r="http://schemas.openxmlformats.org/officeDocument/2006/relationships" xmlns:m="http://schemas.openxmlformats.org/officeDocument/2006/math" xmlns:v="urn:schemas-microsoft-com:vml" xmlns:wp14="http://schemas.microsoft.com/office/word/2010/wordprocessingDrawing" xmlns:wp="http://schemas.openxmlformats.org/drawingml/2006/wordprocessingDrawing" xmlns:w10="urn:schemas-microsoft-com:office:word" xmlns:w="http://schemas.openxmlformats.org/wordprocessingml/2006/main" xmlns:w14="http://schemas.microsoft.com/office/word/2010/wordml" xmlns:w15="http://schemas.microsoft.com/office/word/2012/wordml" xmlns:w16cex="http://schemas.microsoft.com/office/word/2018/wordml/cex" xmlns:w16cid="http://schemas.microsoft.com/office/word/2016/wordml/cid" xmlns:w16="http://schemas.microsoft.com/office/word/2018/wordml" xmlns:w16du="http://schemas.microsoft.com/office/word/2023/wordml/word16du" xmlns:w16sdtdh="http://schemas.microsoft.com/office/word/2020/wordml/sdtdatahash" xmlns:w16sdtfl="http://schemas.microsoft.com/office/word/2024/wordml/sdtformatlock" xmlns:w16se="http://schemas.microsoft.com/office/word/2015/wordml/symex" xmlns:wpg="http://schemas.microsoft.com/office/word/2010/wordprocessingGroup" xmlns:wpi="http://schemas.microsoft.com/office/word/2010/wordprocessingInk" xmlns:wne="http://schemas.microsoft.com/office/word/2006/wordml" xmlns:wps="http://schemas.microsoft.com/office/word/2010/wordprocessingShape" mc:Ignorable="w14 w15 w16se w16cid w16 w16cex w16sdtdh w16sdtfl w16du wp14">
-  <w:p>
-    <w:pPr>
-      <w:pStyle w:val="Footer"/>
-    </w:pPr>
-  </w:p>
-</w:ftr>
-</file>
-
-<file path=word/footer2.xml><?xml version="1.0" encoding="utf-8"?>
 <w:ftr xmlns:wpc="http://schemas.microsoft.com/office/word/2010/wordprocessingCanvas" xmlns:cx="http://schemas.microsoft.com/office/drawing/2014/chartex" xmlns:cx1="http://schemas.microsoft.com/office/drawing/2015/9/8/chartex" xmlns:cx2="http://schemas.microsoft.com/office/drawing/2015/10/21/chartex" xmlns:cx3="http://schemas.microsoft.com/office/drawing/2016/5/9/chartex" xmlns:cx4="http://schemas.microsoft.com/office/drawing/2016/5/10/chartex" xmlns:cx5="http://schemas.microsoft.com/office/drawing/2016/5/11/chartex" xmlns:cx6="http://schemas.microsoft.com/office/drawing/2016/5/12/chartex" xmlns:cx7="http://schemas.microsoft.com/office/drawing/2016/5/13/chartex" xmlns:cx8="http://schemas.microsoft.com/office/drawing/2016/5/14/chartex" xmlns:mc="http://schemas.openxmlformats.org/markup-compatibility/2006" xmlns:aink="http://schemas.microsoft.com/office/drawing/2016/ink" xmlns:am3d="http://schemas.microsoft.com/office/drawing/2017/model3d" xmlns:o="urn:schemas-microsoft-com:office:office" xmlns:oel="http://schemas.microsoft.com/office/2019/extlst" xmlns:r="http://schemas.openxmlformats.org/officeDocument/2006/relationships" xmlns:m="http://schemas.openxmlformats.org/officeDocument/2006/math" xmlns:v="urn:schemas-microsoft-com:vml" xmlns:wp14="http://schemas.microsoft.com/office/word/2010/wordprocessingDrawing" xmlns:wp="http://schemas.openxmlformats.org/drawingml/2006/wordprocessingDrawing" xmlns:w10="urn:schemas-microsoft-com:office:word" xmlns:w="http://schemas.openxmlformats.org/wordprocessingml/2006/main" xmlns:w14="http://schemas.microsoft.com/office/word/2010/wordml" xmlns:w15="http://schemas.microsoft.com/office/word/2012/wordml" xmlns:w16cex="http://schemas.microsoft.com/office/word/2018/wordml/cex" xmlns:w16cid="http://schemas.microsoft.com/office/word/2016/wordml/cid" xmlns:w16="http://schemas.microsoft.com/office/word/2018/wordml" xmlns:w16du="http://schemas.microsoft.com/office/word/2023/wordml/word16du" xmlns:w16sdtdh="http://schemas.microsoft.com/office/word/2020/wordml/sdtdatahash" xmlns:w16sdtfl="http://schemas.microsoft.com/office/word/2024/wordml/sdtformatlock" xmlns:w16se="http://schemas.microsoft.com/office/word/2015/wordml/symex" xmlns:wpg="http://schemas.microsoft.com/office/word/2010/wordprocessingGroup" xmlns:wpi="http://schemas.microsoft.com/office/word/2010/wordprocessingInk" xmlns:wne="http://schemas.microsoft.com/office/word/2006/wordml" xmlns:wps="http://schemas.microsoft.com/office/word/2010/wordprocessingShape" mc:Ignorable="w14 w15 w16se w16cid w16 w16cex w16sdtdh w16sdtfl w16du wp14">
   <w:p>
     <w:pPr>
@@ -1742,7 +1751,10 @@
       <w:t>/</w:t>
     </w:r>
     <w:r>
-      <w:t>10</w:t>
+      <w:t>1</w:t>
+    </w:r>
+    <w:r>
+      <w:t>7</w:t>
     </w:r>
     <w:r>
       <w:t>/20</w:t>
@@ -1751,18 +1763,8 @@
       <w:t>2</w:t>
     </w:r>
     <w:r>
-      <w:t>4</w:t>
+      <w:t>5</w:t>
     </w:r>
-  </w:p>
-</w:ftr>
-</file>
-
-<file path=word/footer3.xml><?xml version="1.0" encoding="utf-8"?>
-<w:ftr xmlns:wpc="http://schemas.microsoft.com/office/word/2010/wordprocessingCanvas" xmlns:cx="http://schemas.microsoft.com/office/drawing/2014/chartex" xmlns:cx1="http://schemas.microsoft.com/office/drawing/2015/9/8/chartex" xmlns:cx2="http://schemas.microsoft.com/office/drawing/2015/10/21/chartex" xmlns:cx3="http://schemas.microsoft.com/office/drawing/2016/5/9/chartex" xmlns:cx4="http://schemas.microsoft.com/office/drawing/2016/5/10/chartex" xmlns:cx5="http://schemas.microsoft.com/office/drawing/2016/5/11/chartex" xmlns:cx6="http://schemas.microsoft.com/office/drawing/2016/5/12/chartex" xmlns:cx7="http://schemas.microsoft.com/office/drawing/2016/5/13/chartex" xmlns:cx8="http://schemas.microsoft.com/office/drawing/2016/5/14/chartex" xmlns:mc="http://schemas.openxmlformats.org/markup-compatibility/2006" xmlns:aink="http://schemas.microsoft.com/office/drawing/2016/ink" xmlns:am3d="http://schemas.microsoft.com/office/drawing/2017/model3d" xmlns:o="urn:schemas-microsoft-com:office:office" xmlns:oel="http://schemas.microsoft.com/office/2019/extlst" xmlns:r="http://schemas.openxmlformats.org/officeDocument/2006/relationships" xmlns:m="http://schemas.openxmlformats.org/officeDocument/2006/math" xmlns:v="urn:schemas-microsoft-com:vml" xmlns:wp14="http://schemas.microsoft.com/office/word/2010/wordprocessingDrawing" xmlns:wp="http://schemas.openxmlformats.org/drawingml/2006/wordprocessingDrawing" xmlns:w10="urn:schemas-microsoft-com:office:word" xmlns:w="http://schemas.openxmlformats.org/wordprocessingml/2006/main" xmlns:w14="http://schemas.microsoft.com/office/word/2010/wordml" xmlns:w15="http://schemas.microsoft.com/office/word/2012/wordml" xmlns:w16cex="http://schemas.microsoft.com/office/word/2018/wordml/cex" xmlns:w16cid="http://schemas.microsoft.com/office/word/2016/wordml/cid" xmlns:w16="http://schemas.microsoft.com/office/word/2018/wordml" xmlns:w16du="http://schemas.microsoft.com/office/word/2023/wordml/word16du" xmlns:w16sdtdh="http://schemas.microsoft.com/office/word/2020/wordml/sdtdatahash" xmlns:w16sdtfl="http://schemas.microsoft.com/office/word/2024/wordml/sdtformatlock" xmlns:w16se="http://schemas.microsoft.com/office/word/2015/wordml/symex" xmlns:wpg="http://schemas.microsoft.com/office/word/2010/wordprocessingGroup" xmlns:wpi="http://schemas.microsoft.com/office/word/2010/wordprocessingInk" xmlns:wne="http://schemas.microsoft.com/office/word/2006/wordml" xmlns:wps="http://schemas.microsoft.com/office/word/2010/wordprocessingShape" mc:Ignorable="w14 w15 w16se w16cid w16 w16cex w16sdtdh w16sdtfl w16du wp14">
-  <w:p>
-    <w:pPr>
-      <w:pStyle w:val="Footer"/>
-    </w:pPr>
   </w:p>
 </w:ftr>
 </file>
@@ -1790,36 +1792,6 @@
     </w:p>
   </w:footnote>
 </w:footnotes>
-</file>
-
-<file path=word/header1.xml><?xml version="1.0" encoding="utf-8"?>
-<w:hdr xmlns:wpc="http://schemas.microsoft.com/office/word/2010/wordprocessingCanvas" xmlns:cx="http://schemas.microsoft.com/office/drawing/2014/chartex" xmlns:cx1="http://schemas.microsoft.com/office/drawing/2015/9/8/chartex" xmlns:cx2="http://schemas.microsoft.com/office/drawing/2015/10/21/chartex" xmlns:cx3="http://schemas.microsoft.com/office/drawing/2016/5/9/chartex" xmlns:cx4="http://schemas.microsoft.com/office/drawing/2016/5/10/chartex" xmlns:cx5="http://schemas.microsoft.com/office/drawing/2016/5/11/chartex" xmlns:cx6="http://schemas.microsoft.com/office/drawing/2016/5/12/chartex" xmlns:cx7="http://schemas.microsoft.com/office/drawing/2016/5/13/chartex" xmlns:cx8="http://schemas.microsoft.com/office/drawing/2016/5/14/chartex" xmlns:mc="http://schemas.openxmlformats.org/markup-compatibility/2006" xmlns:aink="http://schemas.microsoft.com/office/drawing/2016/ink" xmlns:am3d="http://schemas.microsoft.com/office/drawing/2017/model3d" xmlns:o="urn:schemas-microsoft-com:office:office" xmlns:oel="http://schemas.microsoft.com/office/2019/extlst" xmlns:r="http://schemas.openxmlformats.org/officeDocument/2006/relationships" xmlns:m="http://schemas.openxmlformats.org/officeDocument/2006/math" xmlns:v="urn:schemas-microsoft-com:vml" xmlns:wp14="http://schemas.microsoft.com/office/word/2010/wordprocessingDrawing" xmlns:wp="http://schemas.openxmlformats.org/drawingml/2006/wordprocessingDrawing" xmlns:w10="urn:schemas-microsoft-com:office:word" xmlns:w="http://schemas.openxmlformats.org/wordprocessingml/2006/main" xmlns:w14="http://schemas.microsoft.com/office/word/2010/wordml" xmlns:w15="http://schemas.microsoft.com/office/word/2012/wordml" xmlns:w16cex="http://schemas.microsoft.com/office/word/2018/wordml/cex" xmlns:w16cid="http://schemas.microsoft.com/office/word/2016/wordml/cid" xmlns:w16="http://schemas.microsoft.com/office/word/2018/wordml" xmlns:w16du="http://schemas.microsoft.com/office/word/2023/wordml/word16du" xmlns:w16sdtdh="http://schemas.microsoft.com/office/word/2020/wordml/sdtdatahash" xmlns:w16sdtfl="http://schemas.microsoft.com/office/word/2024/wordml/sdtformatlock" xmlns:w16se="http://schemas.microsoft.com/office/word/2015/wordml/symex" xmlns:wpg="http://schemas.microsoft.com/office/word/2010/wordprocessingGroup" xmlns:wpi="http://schemas.microsoft.com/office/word/2010/wordprocessingInk" xmlns:wne="http://schemas.microsoft.com/office/word/2006/wordml" xmlns:wps="http://schemas.microsoft.com/office/word/2010/wordprocessingShape" mc:Ignorable="w14 w15 w16se w16cid w16 w16cex w16sdtdh w16sdtfl w16du wp14">
-  <w:p>
-    <w:pPr>
-      <w:pStyle w:val="Header"/>
-    </w:pPr>
-  </w:p>
-</w:hdr>
-</file>
-
-<file path=word/header2.xml><?xml version="1.0" encoding="utf-8"?>
-<w:hdr xmlns:wpc="http://schemas.microsoft.com/office/word/2010/wordprocessingCanvas" xmlns:cx="http://schemas.microsoft.com/office/drawing/2014/chartex" xmlns:cx1="http://schemas.microsoft.com/office/drawing/2015/9/8/chartex" xmlns:cx2="http://schemas.microsoft.com/office/drawing/2015/10/21/chartex" xmlns:cx3="http://schemas.microsoft.com/office/drawing/2016/5/9/chartex" xmlns:cx4="http://schemas.microsoft.com/office/drawing/2016/5/10/chartex" xmlns:cx5="http://schemas.microsoft.com/office/drawing/2016/5/11/chartex" xmlns:cx6="http://schemas.microsoft.com/office/drawing/2016/5/12/chartex" xmlns:cx7="http://schemas.microsoft.com/office/drawing/2016/5/13/chartex" xmlns:cx8="http://schemas.microsoft.com/office/drawing/2016/5/14/chartex" xmlns:mc="http://schemas.openxmlformats.org/markup-compatibility/2006" xmlns:aink="http://schemas.microsoft.com/office/drawing/2016/ink" xmlns:am3d="http://schemas.microsoft.com/office/drawing/2017/model3d" xmlns:o="urn:schemas-microsoft-com:office:office" xmlns:oel="http://schemas.microsoft.com/office/2019/extlst" xmlns:r="http://schemas.openxmlformats.org/officeDocument/2006/relationships" xmlns:m="http://schemas.openxmlformats.org/officeDocument/2006/math" xmlns:v="urn:schemas-microsoft-com:vml" xmlns:wp14="http://schemas.microsoft.com/office/word/2010/wordprocessingDrawing" xmlns:wp="http://schemas.openxmlformats.org/drawingml/2006/wordprocessingDrawing" xmlns:w10="urn:schemas-microsoft-com:office:word" xmlns:w="http://schemas.openxmlformats.org/wordprocessingml/2006/main" xmlns:w14="http://schemas.microsoft.com/office/word/2010/wordml" xmlns:w15="http://schemas.microsoft.com/office/word/2012/wordml" xmlns:w16cex="http://schemas.microsoft.com/office/word/2018/wordml/cex" xmlns:w16cid="http://schemas.microsoft.com/office/word/2016/wordml/cid" xmlns:w16="http://schemas.microsoft.com/office/word/2018/wordml" xmlns:w16du="http://schemas.microsoft.com/office/word/2023/wordml/word16du" xmlns:w16sdtdh="http://schemas.microsoft.com/office/word/2020/wordml/sdtdatahash" xmlns:w16sdtfl="http://schemas.microsoft.com/office/word/2024/wordml/sdtformatlock" xmlns:w16se="http://schemas.microsoft.com/office/word/2015/wordml/symex" xmlns:wpg="http://schemas.microsoft.com/office/word/2010/wordprocessingGroup" xmlns:wpi="http://schemas.microsoft.com/office/word/2010/wordprocessingInk" xmlns:wne="http://schemas.microsoft.com/office/word/2006/wordml" xmlns:wps="http://schemas.microsoft.com/office/word/2010/wordprocessingShape" mc:Ignorable="w14 w15 w16se w16cid w16 w16cex w16sdtdh w16sdtfl w16du wp14">
-  <w:p>
-    <w:pPr>
-      <w:pStyle w:val="Header"/>
-    </w:pPr>
-  </w:p>
-</w:hdr>
-</file>
-
-<file path=word/header3.xml><?xml version="1.0" encoding="utf-8"?>
-<w:hdr xmlns:wpc="http://schemas.microsoft.com/office/word/2010/wordprocessingCanvas" xmlns:cx="http://schemas.microsoft.com/office/drawing/2014/chartex" xmlns:cx1="http://schemas.microsoft.com/office/drawing/2015/9/8/chartex" xmlns:cx2="http://schemas.microsoft.com/office/drawing/2015/10/21/chartex" xmlns:cx3="http://schemas.microsoft.com/office/drawing/2016/5/9/chartex" xmlns:cx4="http://schemas.microsoft.com/office/drawing/2016/5/10/chartex" xmlns:cx5="http://schemas.microsoft.com/office/drawing/2016/5/11/chartex" xmlns:cx6="http://schemas.microsoft.com/office/drawing/2016/5/12/chartex" xmlns:cx7="http://schemas.microsoft.com/office/drawing/2016/5/13/chartex" xmlns:cx8="http://schemas.microsoft.com/office/drawing/2016/5/14/chartex" xmlns:mc="http://schemas.openxmlformats.org/markup-compatibility/2006" xmlns:aink="http://schemas.microsoft.com/office/drawing/2016/ink" xmlns:am3d="http://schemas.microsoft.com/office/drawing/2017/model3d" xmlns:o="urn:schemas-microsoft-com:office:office" xmlns:oel="http://schemas.microsoft.com/office/2019/extlst" xmlns:r="http://schemas.openxmlformats.org/officeDocument/2006/relationships" xmlns:m="http://schemas.openxmlformats.org/officeDocument/2006/math" xmlns:v="urn:schemas-microsoft-com:vml" xmlns:wp14="http://schemas.microsoft.com/office/word/2010/wordprocessingDrawing" xmlns:wp="http://schemas.openxmlformats.org/drawingml/2006/wordprocessingDrawing" xmlns:w10="urn:schemas-microsoft-com:office:word" xmlns:w="http://schemas.openxmlformats.org/wordprocessingml/2006/main" xmlns:w14="http://schemas.microsoft.com/office/word/2010/wordml" xmlns:w15="http://schemas.microsoft.com/office/word/2012/wordml" xmlns:w16cex="http://schemas.microsoft.com/office/word/2018/wordml/cex" xmlns:w16cid="http://schemas.microsoft.com/office/word/2016/wordml/cid" xmlns:w16="http://schemas.microsoft.com/office/word/2018/wordml" xmlns:w16du="http://schemas.microsoft.com/office/word/2023/wordml/word16du" xmlns:w16sdtdh="http://schemas.microsoft.com/office/word/2020/wordml/sdtdatahash" xmlns:w16sdtfl="http://schemas.microsoft.com/office/word/2024/wordml/sdtformatlock" xmlns:w16se="http://schemas.microsoft.com/office/word/2015/wordml/symex" xmlns:wpg="http://schemas.microsoft.com/office/word/2010/wordprocessingGroup" xmlns:wpi="http://schemas.microsoft.com/office/word/2010/wordprocessingInk" xmlns:wne="http://schemas.microsoft.com/office/word/2006/wordml" xmlns:wps="http://schemas.microsoft.com/office/word/2010/wordprocessingShape" mc:Ignorable="w14 w15 w16se w16cid w16 w16cex w16sdtdh w16sdtfl w16du wp14">
-  <w:p>
-    <w:pPr>
-      <w:pStyle w:val="Header"/>
-    </w:pPr>
-  </w:p>
-</w:hdr>
 </file>
 
 <file path=word/numbering.xml><?xml version="1.0" encoding="utf-8"?>
@@ -7667,7 +7639,7 @@
   <w:style w:type="paragraph" w:default="1" w:styleId="Normal">
     <w:name w:val="Normal"/>
     <w:qFormat/>
-    <w:rsid w:val="00094AB6"/>
+    <w:rsid w:val="000F5709"/>
     <w:pPr>
       <w:spacing w:before="160" w:after="80" w:line="336" w:lineRule="auto"/>
     </w:pPr>
@@ -7683,7 +7655,7 @@
     <w:next w:val="Normal"/>
     <w:link w:val="Heading1Char"/>
     <w:qFormat/>
-    <w:rsid w:val="00094AB6"/>
+    <w:rsid w:val="000F5709"/>
     <w:pPr>
       <w:keepNext/>
       <w:spacing w:before="400" w:after="200" w:line="240" w:lineRule="auto"/>
@@ -7703,7 +7675,7 @@
     <w:next w:val="Normal"/>
     <w:link w:val="Heading2Char"/>
     <w:qFormat/>
-    <w:rsid w:val="00094AB6"/>
+    <w:rsid w:val="000F5709"/>
     <w:pPr>
       <w:keepNext/>
       <w:pBdr>
@@ -7727,7 +7699,7 @@
     <w:next w:val="Normal"/>
     <w:link w:val="Heading3Char"/>
     <w:qFormat/>
-    <w:rsid w:val="00094AB6"/>
+    <w:rsid w:val="000F5709"/>
     <w:pPr>
       <w:keepNext/>
       <w:autoSpaceDE w:val="0"/>
@@ -7748,7 +7720,7 @@
     <w:uiPriority w:val="1"/>
     <w:semiHidden/>
     <w:unhideWhenUsed/>
-    <w:rsid w:val="00094AB6"/>
+    <w:rsid w:val="000F5709"/>
   </w:style>
   <w:style w:type="table" w:default="1" w:styleId="TableNormal">
     <w:name w:val="Normal Table"/>
@@ -7770,14 +7742,14 @@
     <w:uiPriority w:val="99"/>
     <w:semiHidden/>
     <w:unhideWhenUsed/>
-    <w:rsid w:val="00094AB6"/>
+    <w:rsid w:val="000F5709"/>
   </w:style>
   <w:style w:type="paragraph" w:styleId="ListParagraph">
     <w:name w:val="List Paragraph"/>
     <w:basedOn w:val="Normal"/>
     <w:uiPriority w:val="34"/>
     <w:qFormat/>
-    <w:rsid w:val="00094AB6"/>
+    <w:rsid w:val="000F5709"/>
     <w:pPr>
       <w:ind w:left="720"/>
     </w:pPr>
@@ -7786,7 +7758,7 @@
     <w:name w:val="header"/>
     <w:basedOn w:val="Normal"/>
     <w:link w:val="HeaderChar"/>
-    <w:rsid w:val="00094AB6"/>
+    <w:rsid w:val="000F5709"/>
     <w:pPr>
       <w:tabs>
         <w:tab w:val="left" w:pos="5040"/>
@@ -7812,7 +7784,7 @@
     <w:name w:val="footer"/>
     <w:basedOn w:val="Normal"/>
     <w:link w:val="FooterChar"/>
-    <w:rsid w:val="00094AB6"/>
+    <w:rsid w:val="000F5709"/>
     <w:pPr>
       <w:pBdr>
         <w:top w:val="single" w:sz="4" w:space="1" w:color="auto"/>
@@ -7870,7 +7842,7 @@
   </w:style>
   <w:style w:type="character" w:styleId="Hyperlink">
     <w:name w:val="Hyperlink"/>
-    <w:rsid w:val="00094AB6"/>
+    <w:rsid w:val="000F5709"/>
     <w:rPr>
       <w:color w:val="0000FF"/>
       <w:u w:val="single"/>
@@ -7878,7 +7850,7 @@
   </w:style>
   <w:style w:type="character" w:styleId="FollowedHyperlink">
     <w:name w:val="FollowedHyperlink"/>
-    <w:rsid w:val="00094AB6"/>
+    <w:rsid w:val="000F5709"/>
     <w:rPr>
       <w:color w:val="800080"/>
       <w:u w:val="single"/>
@@ -7926,7 +7898,7 @@
   <w:style w:type="paragraph" w:customStyle="1" w:styleId="NumberedHeading2">
     <w:name w:val="Numbered Heading 2"/>
     <w:basedOn w:val="Normal"/>
-    <w:rsid w:val="00094AB6"/>
+    <w:rsid w:val="000F5709"/>
     <w:pPr>
       <w:numPr>
         <w:numId w:val="1"/>
@@ -7936,7 +7908,7 @@
   <w:style w:type="paragraph" w:customStyle="1" w:styleId="Outlinenumbering">
     <w:name w:val="Outline numbering"/>
     <w:basedOn w:val="Normal"/>
-    <w:rsid w:val="00094AB6"/>
+    <w:rsid w:val="000F5709"/>
     <w:pPr>
       <w:numPr>
         <w:numId w:val="2"/>
@@ -7954,7 +7926,7 @@
   <w:style w:type="character" w:styleId="PageNumber">
     <w:name w:val="page number"/>
     <w:basedOn w:val="DefaultParagraphFont"/>
-    <w:rsid w:val="00094AB6"/>
+    <w:rsid w:val="000F5709"/>
   </w:style>
   <w:style w:type="character" w:styleId="PlaceholderText">
     <w:name w:val="Placeholder Text"/>
@@ -7982,7 +7954,7 @@
     <w:uiPriority w:val="39"/>
     <w:unhideWhenUsed/>
     <w:qFormat/>
-    <w:rsid w:val="00094AB6"/>
+    <w:rsid w:val="000F5709"/>
     <w:pPr>
       <w:keepLines/>
       <w:spacing w:after="0" w:line="259" w:lineRule="auto"/>
@@ -7999,7 +7971,7 @@
     <w:name w:val="Code"/>
     <w:basedOn w:val="Normal"/>
     <w:qFormat/>
-    <w:rsid w:val="00094AB6"/>
+    <w:rsid w:val="000F5709"/>
     <w:pPr>
       <w:spacing w:before="80" w:line="240" w:lineRule="auto"/>
     </w:pPr>
@@ -8015,7 +7987,7 @@
     <w:uiPriority w:val="39"/>
     <w:semiHidden/>
     <w:unhideWhenUsed/>
-    <w:rsid w:val="00094AB6"/>
+    <w:rsid w:val="000F5709"/>
     <w:pPr>
       <w:spacing w:after="100" w:line="240" w:lineRule="auto"/>
     </w:pPr>
@@ -8028,7 +8000,7 @@
     <w:uiPriority w:val="39"/>
     <w:semiHidden/>
     <w:unhideWhenUsed/>
-    <w:rsid w:val="00094AB6"/>
+    <w:rsid w:val="000F5709"/>
     <w:pPr>
       <w:spacing w:after="100" w:line="240" w:lineRule="auto"/>
       <w:ind w:left="202"/>
@@ -8042,7 +8014,7 @@
     <w:uiPriority w:val="39"/>
     <w:semiHidden/>
     <w:unhideWhenUsed/>
-    <w:rsid w:val="00094AB6"/>
+    <w:rsid w:val="000F5709"/>
     <w:pPr>
       <w:spacing w:after="100" w:line="240" w:lineRule="auto"/>
       <w:ind w:left="403"/>
@@ -8318,6 +8290,7 @@
   <w:rsids>
     <w:rsidRoot w:val="001122E6"/>
     <w:rsid w:val="001122E6"/>
+    <w:rsid w:val="001D4C4B"/>
     <w:rsid w:val="00387A43"/>
     <w:rsid w:val="003D2D86"/>
     <w:rsid w:val="00606AE4"/>
